--- a/downloads/teacher/04 Units/Unit 01 - Nutrition and Wellness - Kitchen Skills and Smart Eating/Lesson 01.21 - Menu Card, Pitch, and Tasting Gallery.docx
+++ b/downloads/teacher/04 Units/Unit 01 - Nutrition and Wellness - Kitchen Skills and Smart Eating/Lesson 01.21 - Menu Card, Pitch, and Tasting Gallery.docx
@@ -286,23 +286,41 @@
       <w:r>
         <w:t xml:space="preserve">By the end of this lesson, students will be able to:</w:t>
       </w:r>
-      <w:r>
-        <w:t xml:space="preserve"> </w:t>
-      </w:r>
-      <w:r>
-        <w:t xml:space="preserve">1. (Low) Given the team’s revised plan and the cooked dish, produce a menu card with the dish names, the cost per person, one nutrition claim the team can prove from the plan, and one sentence on why this family would like it.</w:t>
-      </w:r>
-      <w:r>
-        <w:t xml:space="preserve"> </w:t>
-      </w:r>
-      <w:r>
-        <w:t xml:space="preserve">2. (Mid) Deliver a sixty-second pitch to the class that states the family, the total, the cost per person, the plate, and the one reason to choose it, with every teammate speaking at least one line.</w:t>
-      </w:r>
-      <w:r>
-        <w:t xml:space="preserve"> </w:t>
-      </w:r>
-      <w:r>
-        <w:t xml:space="preserve">3. (High) After the gallery walk and the vote, evaluate in writing which team’s meal best fit its family and its budget, using the menu cards as evidence, and reflect on one thing the writer would do differently with their own $40.</w:t>
+    </w:p>
+    <w:p>
+      <w:pPr>
+        <w:numPr>
+          <w:ilvl w:val="0"/>
+          <w:numId w:val="1002"/>
+        </w:numPr>
+        <w:pStyle w:val="Compact"/>
+      </w:pPr>
+      <w:r>
+        <w:t xml:space="preserve">(Low) Given the team’s revised plan and the cooked dish, produce a menu card with the dish names, the cost per person, one nutrition claim the team can prove from the plan, and one sentence on why this family would like it.</w:t>
+      </w:r>
+    </w:p>
+    <w:p>
+      <w:pPr>
+        <w:numPr>
+          <w:ilvl w:val="0"/>
+          <w:numId w:val="1002"/>
+        </w:numPr>
+        <w:pStyle w:val="Compact"/>
+      </w:pPr>
+      <w:r>
+        <w:t xml:space="preserve">(Mid) Deliver a sixty-second pitch to the class that states the family, the total, the cost per person, the plate, and the one reason to choose it, with every teammate speaking at least one line.</w:t>
+      </w:r>
+    </w:p>
+    <w:p>
+      <w:pPr>
+        <w:numPr>
+          <w:ilvl w:val="0"/>
+          <w:numId w:val="1002"/>
+        </w:numPr>
+        <w:pStyle w:val="Compact"/>
+      </w:pPr>
+      <w:r>
+        <w:t xml:space="preserve">(High) After the gallery walk and the vote, evaluate in writing which team’s meal best fit its family and its budget, using the menu cards as evidence, and reflect on one thing the writer would do differently with their own $40.</w:t>
       </w:r>
     </w:p>
     <w:p>
@@ -343,7 +361,7 @@
       <w:pPr>
         <w:numPr>
           <w:ilvl w:val="0"/>
-          <w:numId w:val="1002"/>
+          <w:numId w:val="1003"/>
         </w:numPr>
         <w:pStyle w:val="Compact"/>
       </w:pPr>
@@ -364,7 +382,7 @@
       <w:pPr>
         <w:numPr>
           <w:ilvl w:val="0"/>
-          <w:numId w:val="1002"/>
+          <w:numId w:val="1003"/>
         </w:numPr>
         <w:pStyle w:val="Compact"/>
       </w:pPr>
@@ -376,7 +394,7 @@
       <w:pPr>
         <w:numPr>
           <w:ilvl w:val="0"/>
-          <w:numId w:val="1002"/>
+          <w:numId w:val="1003"/>
         </w:numPr>
         <w:pStyle w:val="Compact"/>
       </w:pPr>
@@ -388,7 +406,7 @@
       <w:pPr>
         <w:numPr>
           <w:ilvl w:val="0"/>
-          <w:numId w:val="1002"/>
+          <w:numId w:val="1003"/>
         </w:numPr>
         <w:pStyle w:val="Compact"/>
       </w:pPr>
@@ -424,7 +442,7 @@
       <w:pPr>
         <w:numPr>
           <w:ilvl w:val="0"/>
-          <w:numId w:val="1002"/>
+          <w:numId w:val="1003"/>
         </w:numPr>
         <w:pStyle w:val="Compact"/>
       </w:pPr>
@@ -436,7 +454,7 @@
       <w:pPr>
         <w:numPr>
           <w:ilvl w:val="0"/>
-          <w:numId w:val="1002"/>
+          <w:numId w:val="1003"/>
         </w:numPr>
         <w:pStyle w:val="Compact"/>
       </w:pPr>
@@ -448,7 +466,7 @@
       <w:pPr>
         <w:numPr>
           <w:ilvl w:val="0"/>
-          <w:numId w:val="1002"/>
+          <w:numId w:val="1003"/>
         </w:numPr>
         <w:pStyle w:val="Compact"/>
       </w:pPr>
@@ -460,7 +478,7 @@
       <w:pPr>
         <w:numPr>
           <w:ilvl w:val="0"/>
-          <w:numId w:val="1002"/>
+          <w:numId w:val="1003"/>
         </w:numPr>
         <w:pStyle w:val="Compact"/>
       </w:pPr>
@@ -487,7 +505,7 @@
       <w:pPr>
         <w:numPr>
           <w:ilvl w:val="0"/>
-          <w:numId w:val="1002"/>
+          <w:numId w:val="1003"/>
         </w:numPr>
         <w:pStyle w:val="Compact"/>
       </w:pPr>
@@ -929,17 +947,29 @@
       <w:r>
         <w:t xml:space="preserve">Monitor understanding:</w:t>
       </w:r>
-      <w:r>
-        <w:t xml:space="preserve"> </w:t>
-      </w:r>
-      <w:r>
-        <w:t xml:space="preserve">- What is your cost per person, and how did you get it?</w:t>
-      </w:r>
-      <w:r>
-        <w:t xml:space="preserve"> </w:t>
-      </w:r>
-      <w:r>
-        <w:t xml:space="preserve">- Your claim says</w:t>
+    </w:p>
+    <w:p>
+      <w:pPr>
+        <w:numPr>
+          <w:ilvl w:val="0"/>
+          <w:numId w:val="1004"/>
+        </w:numPr>
+        <w:pStyle w:val="Compact"/>
+      </w:pPr>
+      <w:r>
+        <w:t xml:space="preserve">What is your cost per person, and how did you get it?</w:t>
+      </w:r>
+    </w:p>
+    <w:p>
+      <w:pPr>
+        <w:numPr>
+          <w:ilvl w:val="0"/>
+          <w:numId w:val="1004"/>
+        </w:numPr>
+        <w:pStyle w:val="Compact"/>
+      </w:pPr>
+      <w:r>
+        <w:t xml:space="preserve">Your claim says</w:t>
       </w:r>
       <w:r>
         <w:t xml:space="preserve"> </w:t>
@@ -959,11 +989,17 @@
       <w:r>
         <w:t xml:space="preserve">Which item on your plan proves that?</w:t>
       </w:r>
-      <w:r>
-        <w:t xml:space="preserve"> </w:t>
-      </w:r>
-      <w:r>
-        <w:t xml:space="preserve">- Which family rule does your</w:t>
+    </w:p>
+    <w:p>
+      <w:pPr>
+        <w:numPr>
+          <w:ilvl w:val="0"/>
+          <w:numId w:val="1004"/>
+        </w:numPr>
+        <w:pStyle w:val="Compact"/>
+      </w:pPr>
+      <w:r>
+        <w:t xml:space="preserve">Which family rule does your</w:t>
       </w:r>
       <w:r>
         <w:t xml:space="preserve"> </w:t>
@@ -986,28 +1022,46 @@
     </w:p>
     <w:p>
       <w:pPr>
-        <w:pStyle w:val="BodyText"/>
+        <w:pStyle w:val="FirstParagraph"/>
       </w:pPr>
       <w:r>
         <w:t xml:space="preserve">Deepen learning:</w:t>
       </w:r>
-      <w:r>
-        <w:t xml:space="preserve"> </w:t>
-      </w:r>
-      <w:r>
-        <w:t xml:space="preserve">- Two teams spent almost the same money. Why did one plate look fuller?</w:t>
-      </w:r>
-      <w:r>
-        <w:t xml:space="preserve"> </w:t>
-      </w:r>
-      <w:r>
-        <w:t xml:space="preserve">- What did the pitch tell you that the menu card did not? What did the card tell you that the pitch could not?</w:t>
-      </w:r>
-      <w:r>
-        <w:t xml:space="preserve"> </w:t>
-      </w:r>
-      <w:r>
-        <w:t xml:space="preserve">- Every station shared food with the whole class today. What did you do to make sure everyone could take part? (Allergen box, a portion without cheese, reading the card before tasting.)</w:t>
+    </w:p>
+    <w:p>
+      <w:pPr>
+        <w:numPr>
+          <w:ilvl w:val="0"/>
+          <w:numId w:val="1005"/>
+        </w:numPr>
+        <w:pStyle w:val="Compact"/>
+      </w:pPr>
+      <w:r>
+        <w:t xml:space="preserve">Two teams spent almost the same money. Why did one plate look fuller?</w:t>
+      </w:r>
+    </w:p>
+    <w:p>
+      <w:pPr>
+        <w:numPr>
+          <w:ilvl w:val="0"/>
+          <w:numId w:val="1005"/>
+        </w:numPr>
+        <w:pStyle w:val="Compact"/>
+      </w:pPr>
+      <w:r>
+        <w:t xml:space="preserve">What did the pitch tell you that the menu card did not? What did the card tell you that the pitch could not?</w:t>
+      </w:r>
+    </w:p>
+    <w:p>
+      <w:pPr>
+        <w:numPr>
+          <w:ilvl w:val="0"/>
+          <w:numId w:val="1005"/>
+        </w:numPr>
+        <w:pStyle w:val="Compact"/>
+      </w:pPr>
+      <w:r>
+        <w:t xml:space="preserve">Every station shared food with the whole class today. What did you do to make sure everyone could take part? (Allergen box, a portion without cheese, reading the card before tasting.)</w:t>
       </w:r>
     </w:p>
     <w:p>
@@ -1114,7 +1168,7 @@
       <w:pPr>
         <w:numPr>
           <w:ilvl w:val="0"/>
-          <w:numId w:val="1003"/>
+          <w:numId w:val="1006"/>
         </w:numPr>
         <w:pStyle w:val="Compact"/>
       </w:pPr>
@@ -1211,7 +1265,7 @@
       <w:pPr>
         <w:numPr>
           <w:ilvl w:val="0"/>
-          <w:numId w:val="1003"/>
+          <w:numId w:val="1006"/>
         </w:numPr>
         <w:pStyle w:val="Compact"/>
       </w:pPr>
@@ -1223,7 +1277,7 @@
       <w:pPr>
         <w:numPr>
           <w:ilvl w:val="0"/>
-          <w:numId w:val="1003"/>
+          <w:numId w:val="1006"/>
         </w:numPr>
         <w:pStyle w:val="Compact"/>
       </w:pPr>
@@ -1235,7 +1289,7 @@
       <w:pPr>
         <w:numPr>
           <w:ilvl w:val="0"/>
-          <w:numId w:val="1003"/>
+          <w:numId w:val="1006"/>
         </w:numPr>
         <w:pStyle w:val="Compact"/>
       </w:pPr>
@@ -1247,7 +1301,7 @@
       <w:pPr>
         <w:numPr>
           <w:ilvl w:val="0"/>
-          <w:numId w:val="1003"/>
+          <w:numId w:val="1006"/>
         </w:numPr>
         <w:pStyle w:val="Compact"/>
       </w:pPr>
@@ -1259,7 +1313,7 @@
       <w:pPr>
         <w:numPr>
           <w:ilvl w:val="0"/>
-          <w:numId w:val="1003"/>
+          <w:numId w:val="1006"/>
         </w:numPr>
         <w:pStyle w:val="Compact"/>
       </w:pPr>
@@ -1569,7 +1623,7 @@
       <w:pPr>
         <w:numPr>
           <w:ilvl w:val="0"/>
-          <w:numId w:val="1004"/>
+          <w:numId w:val="1007"/>
         </w:numPr>
         <w:pStyle w:val="Compact"/>
       </w:pPr>
@@ -1593,7 +1647,7 @@
       <w:pPr>
         <w:numPr>
           <w:ilvl w:val="0"/>
-          <w:numId w:val="1004"/>
+          <w:numId w:val="1007"/>
         </w:numPr>
         <w:pStyle w:val="Compact"/>
       </w:pPr>
@@ -1605,7 +1659,7 @@
       <w:pPr>
         <w:numPr>
           <w:ilvl w:val="0"/>
-          <w:numId w:val="1004"/>
+          <w:numId w:val="1007"/>
         </w:numPr>
         <w:pStyle w:val="Compact"/>
       </w:pPr>
@@ -1629,7 +1683,7 @@
       <w:pPr>
         <w:numPr>
           <w:ilvl w:val="0"/>
-          <w:numId w:val="1004"/>
+          <w:numId w:val="1007"/>
         </w:numPr>
         <w:pStyle w:val="Compact"/>
       </w:pPr>
@@ -1653,7 +1707,7 @@
       <w:pPr>
         <w:numPr>
           <w:ilvl w:val="0"/>
-          <w:numId w:val="1004"/>
+          <w:numId w:val="1007"/>
         </w:numPr>
         <w:pStyle w:val="Compact"/>
       </w:pPr>
@@ -1677,7 +1731,7 @@
       <w:pPr>
         <w:numPr>
           <w:ilvl w:val="0"/>
-          <w:numId w:val="1004"/>
+          <w:numId w:val="1007"/>
         </w:numPr>
         <w:pStyle w:val="Compact"/>
       </w:pPr>
@@ -1711,7 +1765,7 @@
       <w:pPr>
         <w:numPr>
           <w:ilvl w:val="0"/>
-          <w:numId w:val="1005"/>
+          <w:numId w:val="1008"/>
         </w:numPr>
         <w:pStyle w:val="Compact"/>
       </w:pPr>
@@ -1723,7 +1777,7 @@
       <w:pPr>
         <w:numPr>
           <w:ilvl w:val="0"/>
-          <w:numId w:val="1005"/>
+          <w:numId w:val="1008"/>
         </w:numPr>
         <w:pStyle w:val="Compact"/>
       </w:pPr>
@@ -1735,7 +1789,7 @@
       <w:pPr>
         <w:numPr>
           <w:ilvl w:val="0"/>
-          <w:numId w:val="1005"/>
+          <w:numId w:val="1008"/>
         </w:numPr>
         <w:pStyle w:val="Compact"/>
       </w:pPr>
@@ -1765,7 +1819,7 @@
       <w:pPr>
         <w:numPr>
           <w:ilvl w:val="0"/>
-          <w:numId w:val="1005"/>
+          <w:numId w:val="1008"/>
         </w:numPr>
         <w:pStyle w:val="Compact"/>
       </w:pPr>
@@ -1777,7 +1831,7 @@
       <w:pPr>
         <w:numPr>
           <w:ilvl w:val="0"/>
-          <w:numId w:val="1005"/>
+          <w:numId w:val="1008"/>
         </w:numPr>
         <w:pStyle w:val="Compact"/>
       </w:pPr>
@@ -1789,7 +1843,7 @@
       <w:pPr>
         <w:numPr>
           <w:ilvl w:val="0"/>
-          <w:numId w:val="1005"/>
+          <w:numId w:val="1008"/>
         </w:numPr>
         <w:pStyle w:val="Compact"/>
       </w:pPr>
@@ -2085,6 +2139,118 @@
       </w:pPr>
     </w:lvl>
   </w:abstractNum>
+  <w:abstractNum w:abstractNumId="99411">
+    <w:nsid w:val="71315dca"/>
+    <w:multiLevelType w:val="multilevel"/>
+    <w:lvl w:ilvl="0">
+      <w:start w:val="1"/>
+      <w:numFmt w:val="decimal"/>
+      <w:lvlText w:val="%1."/>
+      <w:lvlJc w:val="left"/>
+      <w:pPr>
+        <w:tabs>
+          <w:tab w:val="num" w:pos="0"/>
+        </w:tabs>
+        <w:ind w:left="480" w:hanging="480"/>
+      </w:pPr>
+    </w:lvl>
+    <w:lvl w:ilvl="1">
+      <w:start w:val="1"/>
+      <w:numFmt w:val="decimal"/>
+      <w:lvlText w:val="%2."/>
+      <w:lvlJc w:val="left"/>
+      <w:pPr>
+        <w:tabs>
+          <w:tab w:val="num" w:pos="720"/>
+        </w:tabs>
+        <w:ind w:left="1200" w:hanging="480"/>
+      </w:pPr>
+    </w:lvl>
+    <w:lvl w:ilvl="2">
+      <w:start w:val="1"/>
+      <w:numFmt w:val="decimal"/>
+      <w:lvlText w:val="%3."/>
+      <w:lvlJc w:val="left"/>
+      <w:pPr>
+        <w:tabs>
+          <w:tab w:val="num" w:pos="1440"/>
+        </w:tabs>
+        <w:ind w:left="1920" w:hanging="480"/>
+      </w:pPr>
+    </w:lvl>
+    <w:lvl w:ilvl="3">
+      <w:start w:val="1"/>
+      <w:numFmt w:val="decimal"/>
+      <w:lvlText w:val="%4."/>
+      <w:lvlJc w:val="left"/>
+      <w:pPr>
+        <w:tabs>
+          <w:tab w:val="num" w:pos="2160"/>
+        </w:tabs>
+        <w:ind w:left="2640" w:hanging="480"/>
+      </w:pPr>
+    </w:lvl>
+    <w:lvl w:ilvl="4">
+      <w:start w:val="1"/>
+      <w:numFmt w:val="decimal"/>
+      <w:lvlText w:val="%5."/>
+      <w:lvlJc w:val="left"/>
+      <w:pPr>
+        <w:tabs>
+          <w:tab w:val="num" w:pos="2880"/>
+        </w:tabs>
+        <w:ind w:left="3360" w:hanging="480"/>
+      </w:pPr>
+    </w:lvl>
+    <w:lvl w:ilvl="5">
+      <w:start w:val="1"/>
+      <w:numFmt w:val="decimal"/>
+      <w:lvlText w:val="%6."/>
+      <w:lvlJc w:val="left"/>
+      <w:pPr>
+        <w:tabs>
+          <w:tab w:val="num" w:pos="3600"/>
+        </w:tabs>
+        <w:ind w:left="4080" w:hanging="480"/>
+      </w:pPr>
+    </w:lvl>
+    <w:lvl w:ilvl="6">
+      <w:start w:val="1"/>
+      <w:numFmt w:val="decimal"/>
+      <w:lvlText w:val="%7."/>
+      <w:lvlJc w:val="left"/>
+      <w:pPr>
+        <w:tabs>
+          <w:tab w:val="num" w:pos="4320"/>
+        </w:tabs>
+        <w:ind w:left="4800" w:hanging="480"/>
+      </w:pPr>
+    </w:lvl>
+    <w:lvl w:ilvl="7">
+      <w:start w:val="1"/>
+      <w:numFmt w:val="decimal"/>
+      <w:lvlText w:val="%8."/>
+      <w:lvlJc w:val="left"/>
+      <w:pPr>
+        <w:tabs>
+          <w:tab w:val="num" w:pos="5040"/>
+        </w:tabs>
+        <w:ind w:left="5520" w:hanging="480"/>
+      </w:pPr>
+    </w:lvl>
+    <w:lvl w:ilvl="8">
+      <w:start w:val="1"/>
+      <w:numFmt w:val="decimal"/>
+      <w:lvlText w:val="%9."/>
+      <w:lvlJc w:val="left"/>
+      <w:pPr>
+        <w:tabs>
+          <w:tab w:val="num" w:pos="5760"/>
+        </w:tabs>
+        <w:ind w:left="6240" w:hanging="480"/>
+      </w:pPr>
+    </w:lvl>
+  </w:abstractNum>
   <w:num w:numId="1000">
     <w:abstractNumId w:val="990"/>
   </w:num>
@@ -2092,7 +2258,34 @@
     <w:abstractNumId w:val="991"/>
   </w:num>
   <w:num w:numId="1002">
-    <w:abstractNumId w:val="991"/>
+    <w:abstractNumId w:val="99411"/>
+    <w:lvlOverride w:ilvl="0">
+      <w:startOverride w:val="1"/>
+    </w:lvlOverride>
+    <w:lvlOverride w:ilvl="1">
+      <w:startOverride w:val="1"/>
+    </w:lvlOverride>
+    <w:lvlOverride w:ilvl="2">
+      <w:startOverride w:val="1"/>
+    </w:lvlOverride>
+    <w:lvlOverride w:ilvl="3">
+      <w:startOverride w:val="1"/>
+    </w:lvlOverride>
+    <w:lvlOverride w:ilvl="4">
+      <w:startOverride w:val="1"/>
+    </w:lvlOverride>
+    <w:lvlOverride w:ilvl="5">
+      <w:startOverride w:val="1"/>
+    </w:lvlOverride>
+    <w:lvlOverride w:ilvl="6">
+      <w:startOverride w:val="1"/>
+    </w:lvlOverride>
+    <w:lvlOverride w:ilvl="7">
+      <w:startOverride w:val="1"/>
+    </w:lvlOverride>
+    <w:lvlOverride w:ilvl="8">
+      <w:startOverride w:val="1"/>
+    </w:lvlOverride>
   </w:num>
   <w:num w:numId="1003">
     <w:abstractNumId w:val="991"/>
@@ -2101,6 +2294,15 @@
     <w:abstractNumId w:val="991"/>
   </w:num>
   <w:num w:numId="1005">
+    <w:abstractNumId w:val="991"/>
+  </w:num>
+  <w:num w:numId="1006">
+    <w:abstractNumId w:val="991"/>
+  </w:num>
+  <w:num w:numId="1007">
+    <w:abstractNumId w:val="991"/>
+  </w:num>
+  <w:num w:numId="1008">
     <w:abstractNumId w:val="991"/>
   </w:num>
 </w:numbering>

--- a/downloads/teacher/04 Units/Unit 01 - Nutrition and Wellness - Kitchen Skills and Smart Eating/Lesson 01.21 - Menu Card, Pitch, and Tasting Gallery.docx
+++ b/downloads/teacher/04 Units/Unit 01 - Nutrition and Wellness - Kitchen Skills and Smart Eating/Lesson 01.21 - Menu Card, Pitch, and Tasting Gallery.docx
@@ -411,31 +411,7 @@
         <w:pStyle w:val="Compact"/>
       </w:pPr>
       <w:r>
-        <w:t xml:space="preserve">Tasting: Lesson 1.20 leftovers, only if refrigerated within two hours and reheated to 165 F</w:t>
-      </w:r>
-      <w:r>
-        <w:t xml:space="preserve"> </w:t>
-      </w:r>
-      <w:r>
-        <w:rPr>
-          <w:rStyle w:val="TeacherNote"/>
-        </w:rPr>
-        <w:t xml:space="preserve">[Sal: in most schedules this will not be possible, so plan for the fresh option];</w:t>
-      </w:r>
-      <w:r>
-        <w:t xml:space="preserve"> </w:t>
-      </w:r>
-      <w:r>
-        <w:t xml:space="preserve">or a fresh no-cook tasting item per team assembled in the first five minutes (the salad or cold wrap from the no-kitchen alternative in Lesson 1.20, or a fruit cup)</w:t>
-      </w:r>
-      <w:r>
-        <w:t xml:space="preserve"> </w:t>
-      </w:r>
-      <w:r>
-        <w:rPr>
-          <w:rStyle w:val="TeacherNote"/>
-        </w:rPr>
-        <w:t xml:space="preserve">[update from this week’s circular; about $8 per team]</w:t>
+        <w:t xml:space="preserve">Tasting: Lesson 1.20 leftovers, only if refrigerated within two hours and reheated to 165 F (in most schedules this will not be possible, so plan for the fresh option); or a fresh no-cook tasting item per team assembled in the first five minutes (the salad or cold wrap from the no-kitchen alternative in Lesson 1.20, or a fruit cup), about $8 per team</w:t>
       </w:r>
     </w:p>
     <w:p>
@@ -1243,22 +1219,7 @@
         <w:t xml:space="preserve"> </w:t>
       </w:r>
       <w:r>
-        <w:t xml:space="preserve">"Choose our dinner because ___") in English, Turkish, Portuguese, and Spanish, marked</w:t>
-      </w:r>
-      <w:r>
-        <w:t xml:space="preserve"> </w:t>
-      </w:r>
-      <w:r>
-        <w:rPr>
-          <w:rStyle w:val="TeacherNote"/>
-        </w:rPr>
-        <w:t xml:space="preserve">[check with a native speaker];</w:t>
-      </w:r>
-      <w:r>
-        <w:t xml:space="preserve"> </w:t>
-      </w:r>
-      <w:r>
-        <w:t xml:space="preserve">a student may say their line in their home language and a teammate repeats it in English; the vote slip has a sentence frame.</w:t>
+        <w:t xml:space="preserve">"Choose our dinner because ___") in English, Turkish, Portuguese, and Spanish, to be verified by a native speaker; a student may say their line in their home language and a teammate repeats it in English; the vote slip has a sentence frame.</w:t>
       </w:r>
     </w:p>
     <w:p>
@@ -1588,7 +1549,7 @@
         <w:pStyle w:val="FirstParagraph"/>
       </w:pPr>
       <w:r>
-        <w:t xml:space="preserve">Music: Sal’s SEYS 536 version had a music teacher coaching the jingle; if your school has one, a fifteen-minute rhythm check the day before is enough. PE: the</w:t>
+        <w:t xml:space="preserve">Music: My earlier version had a music teacher coaching the jingle; if your school has one, a fifteen-minute rhythm check the day before is enough. PE: the</w:t>
       </w:r>
       <w:r>
         <w:t xml:space="preserve"> </w:t>
@@ -1736,19 +1697,7 @@
         <w:pStyle w:val="Compact"/>
       </w:pPr>
       <w:r>
-        <w:t xml:space="preserve">Sal’s own materials: the pitch, jingle, class vote, and individual exit reflection from his Feed a Family run of show (Drive,</w:t>
-      </w:r>
-      <w:r>
-        <w:t xml:space="preserve"> </w:t>
-      </w:r>
-      <w:r>
-        <w:rPr>
-          <w:rStyle w:val="VerbatimChar"/>
-        </w:rPr>
-        <w:t xml:space="preserve">FeedingAFamily_RunOfShow_Aug06.docx</w:t>
-      </w:r>
-      <w:r>
-        <w:t xml:space="preserve">); the menu card and tasting or gallery walk from his FNES 563 draft unit calendar.</w:t>
+        <w:t xml:space="preserve">My own materials: the pitch, jingle, class vote, and individual exit reflection from my Feed a Family run of show; the menu card and tasting or gallery walk from my draft unit calendar.</w:t>
       </w:r>
     </w:p>
     <w:p>
@@ -1837,21 +1786,6 @@
       </w:pPr>
       <w:r>
         <w:t xml:space="preserve">The vote can sting. Say before it opens that every team already earned its rubric score; the vote is one class’s opinion about fit, and the reason on the slip matters more than the tally.</w:t>
-      </w:r>
-    </w:p>
-    <w:p>
-      <w:pPr>
-        <w:numPr>
-          <w:ilvl w:val="0"/>
-          <w:numId w:val="1008"/>
-        </w:numPr>
-        <w:pStyle w:val="Compact"/>
-      </w:pPr>
-      <w:r>
-        <w:rPr>
-          <w:rStyle w:val="TeacherNote"/>
-        </w:rPr>
-        <w:t xml:space="preserve">[Sal: keep the jingle optional and keep telling the story of the team that wrote one. It is the best advertisement for the project.]</w:t>
       </w:r>
     </w:p>
     <w:sectPr>
